--- a/docx_resources/Вечірня-Утреня/В,У - Мінея/11-Листопад/23-__-Амфілохія_Григорія.docx
+++ b/docx_resources/Вечірня-Утреня/В,У - Мінея/11-Листопад/23-__-Амфілохія_Григорія.docx
@@ -54,6 +54,7 @@
         <w:rPr>
           <w:rFonts w:ascii="Times New Roman" w:hAnsi="Times New Roman" w:cs="Times New Roman"/>
           <w:b/>
+          <w:sz w:val="24"/>
         </w:rPr>
         <w:t>ВЕЧІРНЯ</w:t>
       </w:r>
@@ -9375,6 +9376,7 @@
           <w:b/>
           <w:i/>
           <w:color w:val="FF0000"/>
+          <w:sz w:val="24"/>
         </w:rPr>
         <w:t>Вечірні молитви</w:t>
       </w:r>
@@ -19115,6 +19117,7 @@
           <w:b/>
           <w:i/>
           <w:color w:val="FF0000"/>
+          <w:sz w:val="24"/>
         </w:rPr>
         <w:lastRenderedPageBreak/>
         <w:t>Стихири</w:t>
@@ -21643,6 +21646,7 @@
           <w:b/>
           <w:i/>
           <w:color w:val="FF0000"/>
+          <w:sz w:val="24"/>
         </w:rPr>
         <w:t>Прокімен</w:t>
       </w:r>
@@ -22054,6 +22058,7 @@
           <w:b/>
           <w:i/>
           <w:color w:val="FF0000"/>
+          <w:sz w:val="24"/>
         </w:rPr>
         <w:t>Сподоби, Господи</w:t>
       </w:r>
@@ -23309,6 +23314,7 @@
           <w:b/>
           <w:i/>
           <w:color w:val="FF0000"/>
+          <w:sz w:val="24"/>
         </w:rPr>
         <w:t>Прохальна єктенія</w:t>
       </w:r>
@@ -26473,6 +26479,7 @@
           <w:b/>
           <w:i/>
           <w:color w:val="FF0000"/>
+          <w:sz w:val="24"/>
         </w:rPr>
         <w:t>Пісня Симеона</w:t>
       </w:r>
@@ -28969,6 +28976,7 @@
           <w:b/>
           <w:i/>
           <w:color w:val="FF0000"/>
+          <w:sz w:val="24"/>
         </w:rPr>
         <w:lastRenderedPageBreak/>
         <w:t>Тропарі</w:t>
@@ -29095,6 +29103,7 @@
           <w:b/>
           <w:i/>
           <w:color w:val="FF0000"/>
+          <w:sz w:val="24"/>
         </w:rPr>
         <w:t>Єктенія усильного благання</w:t>
       </w:r>
@@ -31602,6 +31611,7 @@
           <w:b/>
           <w:i/>
           <w:color w:val="FF0000"/>
+          <w:sz w:val="24"/>
         </w:rPr>
         <w:t>Після Вечірні</w:t>
       </w:r>
@@ -31670,6 +31680,7 @@
       <w:r>
         <w:rPr>
           <w:rFonts w:ascii="Times New Roman" w:hAnsi="Times New Roman"/>
+          <w:sz w:val="24"/>
         </w:rPr>
         <w:br w:type="page"/>
       </w:r>
@@ -31688,6 +31699,7 @@
         <w:rPr>
           <w:rFonts w:ascii="Times New Roman" w:hAnsi="Times New Roman" w:cs="Times New Roman"/>
           <w:b/>
+          <w:sz w:val="24"/>
         </w:rPr>
         <w:lastRenderedPageBreak/>
         <w:t>УТРЕНЯ</w:t>
@@ -34280,6 +34292,7 @@
           <w:b/>
           <w:i/>
           <w:color w:val="FF0000"/>
+          <w:sz w:val="24"/>
         </w:rPr>
         <w:t>Утренні молитви</w:t>
       </w:r>
@@ -39125,6 +39138,7 @@
           <w:b/>
           <w:i/>
           <w:color w:val="FF0000"/>
+          <w:sz w:val="24"/>
         </w:rPr>
         <w:t>Бог Господь...</w:t>
       </w:r>
@@ -39133,6 +39147,7 @@
           <w:rFonts w:ascii="Times New Roman" w:eastAsia="Times New Roman" w:hAnsi="Times New Roman" w:cs="Times New Roman"/>
           <w:i/>
           <w:color w:val="FF0000"/>
+          <w:sz w:val="24"/>
         </w:rPr>
         <w:t xml:space="preserve"> (</w:t>
       </w:r>
@@ -39141,6 +39156,7 @@
           <w:rFonts w:ascii="Times New Roman" w:eastAsia="Times New Roman" w:hAnsi="Times New Roman" w:cs="Times New Roman"/>
           <w:i/>
           <w:color w:val="FF0000"/>
+          <w:sz w:val="24"/>
         </w:rPr>
         <w:t>Пс. 117), глас 4</w:t>
       </w:r>
@@ -39364,6 +39380,7 @@
           <w:b/>
           <w:i/>
           <w:color w:val="FF0000"/>
+          <w:sz w:val="24"/>
         </w:rPr>
         <w:t>Тропарі</w:t>
       </w:r>
@@ -39602,6 +39619,7 @@
           <w:b/>
           <w:i/>
           <w:color w:val="FF0000"/>
+          <w:sz w:val="24"/>
         </w:rPr>
         <w:t>Мала єктенія</w:t>
       </w:r>
@@ -40917,6 +40935,7 @@
           <w:b/>
           <w:i/>
           <w:color w:val="FF0000"/>
+          <w:sz w:val="24"/>
         </w:rPr>
         <w:t>Перший сідальний</w:t>
       </w:r>
@@ -41041,6 +41060,7 @@
           <w:b/>
           <w:i/>
           <w:color w:val="FF0000"/>
+          <w:sz w:val="24"/>
         </w:rPr>
         <w:t>Мала єктенія</w:t>
       </w:r>
@@ -42340,6 +42360,7 @@
           <w:b/>
           <w:i/>
           <w:color w:val="FF0000"/>
+          <w:sz w:val="24"/>
         </w:rPr>
         <w:t xml:space="preserve">Другий </w:t>
       </w:r>
@@ -42349,6 +42370,7 @@
           <w:b/>
           <w:i/>
           <w:color w:val="FF0000"/>
+          <w:sz w:val="24"/>
         </w:rPr>
         <w:t>сідальний</w:t>
       </w:r>
@@ -42459,6 +42481,7 @@
           <w:b/>
           <w:i/>
           <w:color w:val="FF0000"/>
+          <w:sz w:val="24"/>
         </w:rPr>
         <w:t>Псалом 50</w:t>
       </w:r>
@@ -43518,6 +43541,7 @@
           <w:b/>
           <w:i/>
           <w:color w:val="FF0000"/>
+          <w:sz w:val="24"/>
         </w:rPr>
         <w:t>Мала єктенія</w:t>
       </w:r>
@@ -45586,6 +45610,7 @@
           <w:b/>
           <w:i/>
           <w:color w:val="FF0000"/>
+          <w:sz w:val="24"/>
         </w:rPr>
         <w:t>Мала єктенія</w:t>
       </w:r>
@@ -47548,6 +47573,7 @@
           <w:b/>
           <w:i/>
           <w:color w:val="FF0000"/>
+          <w:sz w:val="24"/>
         </w:rPr>
         <w:t>Пісня Богородиці</w:t>
       </w:r>
@@ -48044,6 +48070,7 @@
           <w:b/>
           <w:i/>
           <w:color w:val="FF0000"/>
+          <w:sz w:val="24"/>
         </w:rPr>
         <w:t>Мала єктенія</w:t>
       </w:r>
@@ -48982,6 +49009,7 @@
           <w:b/>
           <w:i/>
           <w:color w:val="FF0000"/>
+          <w:sz w:val="24"/>
         </w:rPr>
         <w:t>Світильний</w:t>
       </w:r>
@@ -49719,6 +49747,7 @@
           <w:b/>
           <w:i/>
           <w:color w:val="FF0000"/>
+          <w:sz w:val="24"/>
         </w:rPr>
         <w:t>Мале славослов'я</w:t>
       </w:r>
@@ -50328,6 +50357,7 @@
           <w:b/>
           <w:i/>
           <w:color w:val="FF0000"/>
+          <w:sz w:val="24"/>
         </w:rPr>
         <w:t>Прохальна єктенія</w:t>
       </w:r>
@@ -55698,6 +55728,7 @@
           <w:b/>
           <w:i/>
           <w:color w:val="FF0000"/>
+          <w:sz w:val="24"/>
         </w:rPr>
         <w:t>Тропарі</w:t>
       </w:r>
@@ -55815,6 +55846,7 @@
           <w:b/>
           <w:i/>
           <w:color w:val="FF0000"/>
+          <w:sz w:val="24"/>
         </w:rPr>
         <w:t>Єктенія усильного благання</w:t>
       </w:r>
